--- a/сом.docx
+++ b/сом.docx
@@ -825,15 +825,11 @@
               <wp:inline distT="0" distB="0" distL="0" distR="0">
                 <wp:extent cx="5760720" cy="19050"/>
                 <wp:effectExtent l="0" t="0" r="0" b="0"/>
-                <wp:docPr id="1" name=""/>
+                <wp:docPr id="1" name="Shape1"/>
                 <a:graphic xmlns:a="http://schemas.openxmlformats.org/drawingml/2006/main">
                   <a:graphicData uri="http://schemas.microsoft.com/office/word/2010/wordprocessingShape">
                     <wps:wsp>
                       <wps:cNvSpPr/>
-                      <wps:nvSpPr>
-                        <wps:cNvPr id="0" name=""/>
-                        <wps:cNvSpPr/>
-                      </wps:nvSpPr>
                       <wps:spPr>
                         <a:xfrm>
                           <a:off x="0" y="0"/>
@@ -849,6 +845,12 @@
                           <a:noFill/>
                         </a:ln>
                       </wps:spPr>
+                      <wps:style>
+                        <a:lnRef idx="0"/>
+                        <a:fillRef idx="0"/>
+                        <a:effectRef idx="0"/>
+                        <a:fontRef idx="minor"/>
+                      </wps:style>
                       <wps:bodyPr/>
                     </wps:wsp>
                   </a:graphicData>
@@ -861,10 +863,10 @@
           </mc:Choice>
           <mc:Fallback>
             <w:pict>
-              <v:rect id="shape_0" fillcolor="#a0a0a0" stroked="f" o:allowincell="f" style="position:absolute;margin-left:0pt;margin-top:-1.55pt;width:453.55pt;height:1.45pt;mso-wrap-style:none;v-text-anchor:middle;mso-position-horizontal:center;mso-position-vertical:top">
+              <v:rect id="shape_0" ID="Shape1" path="m0,0l-2147483645,0l-2147483645,-2147483646l0,-2147483646xe" fillcolor="#a0a0a0" stroked="f" o:allowincell="f" style="position:absolute;margin-left:0pt;margin-top:-1.55pt;width:453.55pt;height:1.45pt;mso-wrap-style:none;v-text-anchor:middle;mso-position-vertical:top">
                 <v:fill o:detectmouseclick="t" type="solid" color2="#5f5f5f"/>
                 <v:stroke color="#3465a4" joinstyle="round" endcap="flat"/>
-                <w10:wrap type="topAndBottom"/>
+                <w10:wrap type="square"/>
               </v:rect>
             </w:pict>
           </mc:Fallback>
@@ -902,15 +904,11 @@
               <wp:inline distT="0" distB="0" distL="0" distR="0">
                 <wp:extent cx="5760720" cy="19050"/>
                 <wp:effectExtent l="0" t="0" r="0" b="0"/>
-                <wp:docPr id="2" name=""/>
+                <wp:docPr id="2" name="Shape2"/>
                 <a:graphic xmlns:a="http://schemas.openxmlformats.org/drawingml/2006/main">
                   <a:graphicData uri="http://schemas.microsoft.com/office/word/2010/wordprocessingShape">
                     <wps:wsp>
                       <wps:cNvSpPr/>
-                      <wps:nvSpPr>
-                        <wps:cNvPr id="1" name=""/>
-                        <wps:cNvSpPr/>
-                      </wps:nvSpPr>
                       <wps:spPr>
                         <a:xfrm>
                           <a:off x="0" y="0"/>
@@ -926,6 +924,12 @@
                           <a:noFill/>
                         </a:ln>
                       </wps:spPr>
+                      <wps:style>
+                        <a:lnRef idx="0"/>
+                        <a:fillRef idx="0"/>
+                        <a:effectRef idx="0"/>
+                        <a:fontRef idx="minor"/>
+                      </wps:style>
                       <wps:bodyPr/>
                     </wps:wsp>
                   </a:graphicData>
@@ -938,10 +942,10 @@
           </mc:Choice>
           <mc:Fallback>
             <w:pict>
-              <v:rect id="shape_0" fillcolor="#a0a0a0" stroked="f" o:allowincell="f" style="position:absolute;margin-left:0pt;margin-top:-1.55pt;width:453.55pt;height:1.45pt;mso-wrap-style:none;v-text-anchor:middle;mso-position-horizontal:center;mso-position-vertical:top">
+              <v:rect id="shape_0" ID="Shape2" path="m0,0l-2147483645,0l-2147483645,-2147483646l0,-2147483646xe" fillcolor="#a0a0a0" stroked="f" o:allowincell="f" style="position:absolute;margin-left:0pt;margin-top:-1.55pt;width:453.55pt;height:1.45pt;mso-wrap-style:none;v-text-anchor:middle;mso-position-vertical:top">
                 <v:fill o:detectmouseclick="t" type="solid" color2="#5f5f5f"/>
                 <v:stroke color="#3465a4" joinstyle="round" endcap="flat"/>
-                <w10:wrap type="topAndBottom"/>
+                <w10:wrap type="square"/>
               </v:rect>
             </w:pict>
           </mc:Fallback>
@@ -1104,15 +1108,11 @@
               <wp:inline distT="0" distB="0" distL="0" distR="0">
                 <wp:extent cx="5760720" cy="19050"/>
                 <wp:effectExtent l="0" t="0" r="0" b="0"/>
-                <wp:docPr id="3" name=""/>
+                <wp:docPr id="3" name="Shape3"/>
                 <a:graphic xmlns:a="http://schemas.openxmlformats.org/drawingml/2006/main">
                   <a:graphicData uri="http://schemas.microsoft.com/office/word/2010/wordprocessingShape">
                     <wps:wsp>
                       <wps:cNvSpPr/>
-                      <wps:nvSpPr>
-                        <wps:cNvPr id="2" name=""/>
-                        <wps:cNvSpPr/>
-                      </wps:nvSpPr>
                       <wps:spPr>
                         <a:xfrm>
                           <a:off x="0" y="0"/>
@@ -1128,6 +1128,12 @@
                           <a:noFill/>
                         </a:ln>
                       </wps:spPr>
+                      <wps:style>
+                        <a:lnRef idx="0"/>
+                        <a:fillRef idx="0"/>
+                        <a:effectRef idx="0"/>
+                        <a:fontRef idx="minor"/>
+                      </wps:style>
                       <wps:bodyPr/>
                     </wps:wsp>
                   </a:graphicData>
@@ -1140,10 +1146,10 @@
           </mc:Choice>
           <mc:Fallback>
             <w:pict>
-              <v:rect id="shape_0" fillcolor="#a0a0a0" stroked="f" o:allowincell="f" style="position:absolute;margin-left:0pt;margin-top:-1.55pt;width:453.55pt;height:1.45pt;mso-wrap-style:none;v-text-anchor:middle;mso-position-horizontal:center;mso-position-vertical:top">
+              <v:rect id="shape_0" ID="Shape3" path="m0,0l-2147483645,0l-2147483645,-2147483646l0,-2147483646xe" fillcolor="#a0a0a0" stroked="f" o:allowincell="f" style="position:absolute;margin-left:0pt;margin-top:-1.55pt;width:453.55pt;height:1.45pt;mso-wrap-style:none;v-text-anchor:middle;mso-position-vertical:top">
                 <v:fill o:detectmouseclick="t" type="solid" color2="#5f5f5f"/>
                 <v:stroke color="#3465a4" joinstyle="round" endcap="flat"/>
-                <w10:wrap type="topAndBottom"/>
+                <w10:wrap type="square"/>
               </v:rect>
             </w:pict>
           </mc:Fallback>
@@ -1735,15 +1741,11 @@
               <wp:inline distT="0" distB="0" distL="0" distR="0">
                 <wp:extent cx="5760720" cy="19050"/>
                 <wp:effectExtent l="0" t="0" r="0" b="0"/>
-                <wp:docPr id="5" name=""/>
+                <wp:docPr id="5" name="Shape4"/>
                 <a:graphic xmlns:a="http://schemas.openxmlformats.org/drawingml/2006/main">
                   <a:graphicData uri="http://schemas.microsoft.com/office/word/2010/wordprocessingShape">
                     <wps:wsp>
                       <wps:cNvSpPr/>
-                      <wps:nvSpPr>
-                        <wps:cNvPr id="3" name=""/>
-                        <wps:cNvSpPr/>
-                      </wps:nvSpPr>
                       <wps:spPr>
                         <a:xfrm>
                           <a:off x="0" y="0"/>
@@ -1759,6 +1761,12 @@
                           <a:noFill/>
                         </a:ln>
                       </wps:spPr>
+                      <wps:style>
+                        <a:lnRef idx="0"/>
+                        <a:fillRef idx="0"/>
+                        <a:effectRef idx="0"/>
+                        <a:fontRef idx="minor"/>
+                      </wps:style>
                       <wps:bodyPr/>
                     </wps:wsp>
                   </a:graphicData>
@@ -1771,10 +1779,10 @@
           </mc:Choice>
           <mc:Fallback>
             <w:pict>
-              <v:rect id="shape_0" fillcolor="#a0a0a0" stroked="f" o:allowincell="f" style="position:absolute;margin-left:0pt;margin-top:-1.55pt;width:453.55pt;height:1.45pt;mso-wrap-style:none;v-text-anchor:middle;mso-position-horizontal:center;mso-position-vertical:top">
+              <v:rect id="shape_0" ID="Shape4" path="m0,0l-2147483645,0l-2147483645,-2147483646l0,-2147483646xe" fillcolor="#a0a0a0" stroked="f" o:allowincell="f" style="position:absolute;margin-left:0pt;margin-top:-1.55pt;width:453.55pt;height:1.45pt;mso-wrap-style:none;v-text-anchor:middle;mso-position-vertical:top">
                 <v:fill o:detectmouseclick="t" type="solid" color2="#5f5f5f"/>
                 <v:stroke color="#3465a4" joinstyle="round" endcap="flat"/>
-                <w10:wrap type="topAndBottom"/>
+                <w10:wrap type="square"/>
               </v:rect>
             </w:pict>
           </mc:Fallback>
@@ -13523,15 +13531,7 @@
       </w:pPr>
       <w:r>
         <w:rPr/>
-        <w:t>1.4.</w:t>
-      </w:r>
-      <w:r>
-        <w:rPr/>
-        <w:t>3</w:t>
-      </w:r>
-      <w:r>
-        <w:rPr/>
-        <w:t xml:space="preserve"> Фотоелектричен ефект</w:t>
+        <w:t>1.4.3 Фотоелектричен ефект</w:t>
       </w:r>
     </w:p>
     <w:p>
@@ -14294,10 +14294,1439 @@
     <w:p>
       <w:pPr>
         <w:pStyle w:val="TextBody"/>
-        <w:rPr/>
-      </w:pPr>
-      <w:r>
-        <w:rPr/>
+        <w:rPr>
+          <w:lang w:val="en-US"/>
+        </w:rPr>
+      </w:pPr>
+      <w:r>
+        <w:rPr>
+          <w:lang w:val="en-US"/>
+        </w:rPr>
+        <w:t xml:space="preserve">1.5.2 </w:t>
+      </w:r>
+      <w:r>
+        <w:rPr>
+          <w:lang w:val="bg-BG"/>
+        </w:rPr>
+        <w:t>Променлив ток/напрежение</w:t>
+      </w:r>
+    </w:p>
+    <w:p>
+      <w:pPr>
+        <w:pStyle w:val="TextBody"/>
+        <w:rPr>
+          <w:lang w:val="en-US"/>
+        </w:rPr>
+      </w:pPr>
+      <w:r>
+        <w:rPr>
+          <w:rStyle w:val="StrongEmphasis"/>
+          <w:lang w:val="en-US"/>
+        </w:rPr>
+        <w:t>Променлив ток или напрежение</w:t>
+      </w:r>
+      <w:r>
+        <w:rPr>
+          <w:lang w:val="en-US"/>
+        </w:rPr>
+        <w:t xml:space="preserve"> означава, че захранващият източник се изменя като функция на времето.</w:t>
+      </w:r>
+    </w:p>
+    <w:p>
+      <w:pPr>
+        <w:pStyle w:val="TextBody"/>
+        <w:rPr/>
+      </w:pPr>
+      <w:r>
+        <w:rPr>
+          <w:rStyle w:val="StrongEmphasis"/>
+        </w:rPr>
+        <w:t>Фигура 1.23</w:t>
+      </w:r>
+      <w:r>
+        <w:rPr/>
+        <w:t xml:space="preserve"> показва синусоидално променливо напрежение като функция на времето. При разглеждането на AC сигналите можем да обсъждаме няколко основни величини: </w:t>
+      </w:r>
+      <w:r>
+        <w:rPr>
+          <w:rStyle w:val="StrongEmphasis"/>
+        </w:rPr>
+        <w:t>честота, максимална (пикова) стойност, стойност от пик до пик и средноквадратична (RMS) стойност</w:t>
+      </w:r>
+      <w:r>
+        <w:rPr/>
+        <w:t>.</w:t>
+      </w:r>
+    </w:p>
+    <w:p>
+      <w:pPr>
+        <w:pStyle w:val="TextBody"/>
+        <w:rPr/>
+      </w:pPr>
+      <w:r>
+        <w:rPr>
+          <w:rStyle w:val="StrongEmphasis"/>
+        </w:rPr>
+        <w:t>Честотата</w:t>
+      </w:r>
+      <w:r>
+        <w:rPr/>
+        <w:t xml:space="preserve"> на сигнала е броят на пълните цикли за една секунда. На Фигура 1.23 сигналът е чиста синусоида, така че изчисляването на честотата е толкова просто, колкото да определим колко време е необходимо за един пълен цикъл на синусоидата (</w:t>
+      </w:r>
+      <w:r>
+        <w:rPr>
+          <w:rStyle w:val="StrongEmphasis"/>
+        </w:rPr>
+        <w:t>периода T</w:t>
+      </w:r>
+      <w:r>
+        <w:rPr/>
+        <w:t xml:space="preserve">) и след това да вземем реципрочната му стойност. От Фигура 1.23 виждаме, че един цикъл отнема </w:t>
+      </w:r>
+      <w:r>
+        <w:rPr>
+          <w:rStyle w:val="StrongEmphasis"/>
+        </w:rPr>
+        <w:t>1 ms</w:t>
+      </w:r>
+      <w:r>
+        <w:rPr/>
+        <w:t>, следователно:</w:t>
+      </w:r>
+    </w:p>
+    <w:p>
+      <w:pPr>
+        <w:pStyle w:val="TextBody"/>
+        <w:rPr/>
+      </w:pPr>
+      <w:r>
+        <w:rPr>
+          <w:rStyle w:val="StrongEmphasis"/>
+        </w:rPr>
+        <w:t>Уравнение 1.6: Честота на сигнал</w:t>
+      </w:r>
+    </w:p>
+    <w:p>
+      <w:pPr>
+        <w:pStyle w:val="TextBody"/>
+        <w:rPr/>
+      </w:pPr>
+      <w:r>
+        <w:rPr>
+          <w:rStyle w:val="StrongEmphasis"/>
+        </w:rPr>
+        <w:t>frequency = 1/T = 1/1 ms = 1000 Hz</w:t>
+      </w:r>
+    </w:p>
+    <w:p>
+      <w:pPr>
+        <w:pStyle w:val="TextBody"/>
+        <w:rPr/>
+      </w:pPr>
+      <w:r>
+        <w:rPr/>
+        <w:t xml:space="preserve">Освен това можем да говорим за </w:t>
+      </w:r>
+      <w:r>
+        <w:rPr>
+          <w:rStyle w:val="StrongEmphasis"/>
+        </w:rPr>
+        <w:t>пиковите стойности</w:t>
+      </w:r>
+      <w:r>
+        <w:rPr/>
+        <w:t xml:space="preserve"> и </w:t>
+      </w:r>
+      <w:r>
+        <w:rPr>
+          <w:rStyle w:val="StrongEmphasis"/>
+        </w:rPr>
+        <w:t>стойностите от пик до пик (Vp-p)</w:t>
+      </w:r>
+      <w:r>
+        <w:rPr/>
+        <w:t xml:space="preserve"> на сигнала. Пиковите стойности са стойностите на всеки от пиковете на напрежението — както положителния (</w:t>
+      </w:r>
+      <w:r>
+        <w:rPr>
+          <w:rStyle w:val="StrongEmphasis"/>
+        </w:rPr>
+        <w:t>Vpmax</w:t>
+      </w:r>
+      <w:r>
+        <w:rPr/>
+        <w:t>), така и отрицателния (</w:t>
+      </w:r>
+      <w:r>
+        <w:rPr>
+          <w:rStyle w:val="StrongEmphasis"/>
+        </w:rPr>
+        <w:t>Vpmin</w:t>
+      </w:r>
+      <w:r>
+        <w:rPr/>
+        <w:t xml:space="preserve">). В този случай напрежението има положителен пик от </w:t>
+      </w:r>
+      <w:r>
+        <w:rPr>
+          <w:rStyle w:val="StrongEmphasis"/>
+        </w:rPr>
+        <w:t>5 V</w:t>
+      </w:r>
+      <w:r>
+        <w:rPr/>
+        <w:t xml:space="preserve"> и отрицателен пик от </w:t>
+      </w:r>
+      <w:r>
+        <w:rPr>
+          <w:rStyle w:val="StrongEmphasis"/>
+        </w:rPr>
+        <w:t>–3 V</w:t>
+      </w:r>
+      <w:r>
+        <w:rPr/>
+        <w:t>.</w:t>
+      </w:r>
+    </w:p>
+    <w:p>
+      <w:pPr>
+        <w:pStyle w:val="TextBody"/>
+        <w:rPr/>
+      </w:pPr>
+      <w:r>
+        <w:rPr/>
+        <w:t xml:space="preserve">Освен това напрежението </w:t>
+      </w:r>
+      <w:r>
+        <w:rPr>
+          <w:rStyle w:val="StrongEmphasis"/>
+        </w:rPr>
+        <w:t>от пик до пик</w:t>
+      </w:r>
+      <w:r>
+        <w:rPr/>
+        <w:t xml:space="preserve"> представлява общия диапазон, или промяната, на напрежението, което математически се записва така:</w:t>
+      </w:r>
+    </w:p>
+    <w:p>
+      <w:pPr>
+        <w:pStyle w:val="TextBody"/>
+        <w:rPr/>
+      </w:pPr>
+      <w:r>
+        <w:rPr>
+          <w:rStyle w:val="StrongEmphasis"/>
+        </w:rPr>
+        <w:t>Уравнение 1.7: Напрежение от пик до пик</w:t>
+      </w:r>
+    </w:p>
+    <w:p>
+      <w:pPr>
+        <w:pStyle w:val="TextBody"/>
+        <w:rPr/>
+      </w:pPr>
+      <w:r>
+        <w:rPr>
+          <w:rStyle w:val="StrongEmphasis"/>
+        </w:rPr>
+        <w:t>Vp-p = Vpmax – Vpmin</w:t>
+      </w:r>
+    </w:p>
+    <w:p>
+      <w:pPr>
+        <w:pStyle w:val="TextBody"/>
+        <w:rPr/>
+      </w:pPr>
+      <w:r>
+        <w:rPr/>
+        <w:t>В горния пример напрежението от пик до пик ще бъде:</w:t>
+      </w:r>
+    </w:p>
+    <w:p>
+      <w:pPr>
+        <w:pStyle w:val="TextBody"/>
+        <w:rPr/>
+      </w:pPr>
+      <w:r>
+        <w:rPr>
+          <w:rStyle w:val="StrongEmphasis"/>
+        </w:rPr>
+        <w:t>5 V – (–3 V) = 8 V</w:t>
+      </w:r>
+    </w:p>
+    <w:p>
+      <w:pPr>
+        <w:pStyle w:val="TextBody"/>
+        <w:rPr/>
+      </w:pPr>
+      <w:r>
+        <w:rPr/>
+        <w:t xml:space="preserve">Накрая, когато говорим за </w:t>
+      </w:r>
+      <w:r>
+        <w:rPr>
+          <w:rStyle w:val="StrongEmphasis"/>
+        </w:rPr>
+        <w:t>електроенергийни системи и променлив ток (AC)</w:t>
+      </w:r>
+      <w:r>
+        <w:rPr/>
+        <w:t xml:space="preserve">, пиковата стойност и стойността от пик до пик на напрежението не са достатъчна информация, тъй като формата на вълната има голямо значение за „средната“ стойност на напрежението във всеки момент. Затова в много случаи за характеризиране на променливото напрежение се използва величина, наречена </w:t>
+      </w:r>
+      <w:r>
+        <w:rPr>
+          <w:rStyle w:val="StrongEmphasis"/>
+        </w:rPr>
+        <w:t>средноквадратична стойност</w:t>
+      </w:r>
+      <w:r>
+        <w:rPr/>
+        <w:t xml:space="preserve">, или </w:t>
+      </w:r>
+      <w:r>
+        <w:rPr>
+          <w:rStyle w:val="StrongEmphasis"/>
+        </w:rPr>
+        <w:t>RMS (Root Mean Square)</w:t>
+      </w:r>
+      <w:r>
+        <w:rPr/>
+        <w:t>.</w:t>
+      </w:r>
+    </w:p>
+    <w:p>
+      <w:pPr>
+        <w:pStyle w:val="TextBody"/>
+        <w:rPr/>
+      </w:pPr>
+      <w:r>
+        <w:rPr/>
+        <w:t xml:space="preserve">RMS стойността се изчислява, като първо </w:t>
+      </w:r>
+      <w:r>
+        <w:rPr>
+          <w:rStyle w:val="StrongEmphasis"/>
+        </w:rPr>
+        <w:t>повдигнем стойността на напрежението на квадрат</w:t>
+      </w:r>
+      <w:r>
+        <w:rPr/>
+        <w:t xml:space="preserve">, така че всички отрицателни стойности да станат положителни, след това намерим </w:t>
+      </w:r>
+      <w:r>
+        <w:rPr>
+          <w:rStyle w:val="StrongEmphasis"/>
+        </w:rPr>
+        <w:t>средната стойност</w:t>
+      </w:r>
+      <w:r>
+        <w:rPr/>
+        <w:t xml:space="preserve">, а накрая извлечем </w:t>
+      </w:r>
+      <w:r>
+        <w:rPr>
+          <w:rStyle w:val="StrongEmphasis"/>
+        </w:rPr>
+        <w:t>квадратния корен</w:t>
+      </w:r>
+      <w:r>
+        <w:rPr/>
+        <w:t xml:space="preserve"> от получения резултат.</w:t>
+      </w:r>
+    </w:p>
+    <w:p>
+      <w:pPr>
+        <w:pStyle w:val="TextBody"/>
+        <w:rPr/>
+      </w:pPr>
+      <w:r>
+        <w:rPr/>
+        <w:t>RMS напрежението на синусоидален източник на захранване може да се изчисли по следния начин:</w:t>
+      </w:r>
+    </w:p>
+    <w:p>
+      <w:pPr>
+        <w:pStyle w:val="TextBody"/>
+        <w:rPr/>
+      </w:pPr>
+      <w:r>
+        <w:rPr>
+          <w:rStyle w:val="StrongEmphasis"/>
+        </w:rPr>
+        <w:t>Уравнение 1.8: Средноквадратично напрежение</w:t>
+      </w:r>
+    </w:p>
+    <w:p>
+      <w:pPr>
+        <w:pStyle w:val="TextBody"/>
+        <w:rPr/>
+      </w:pPr>
+      <w:r>
+        <w:rPr>
+          <w:rStyle w:val="StrongEmphasis"/>
+        </w:rPr>
+        <w:t>Vrms = 0.5 × Vp-p / √2 = 0.5 × Vp-p × 0.707</w:t>
+      </w:r>
+    </w:p>
+    <w:p>
+      <w:pPr>
+        <w:pStyle w:val="TextBody"/>
+        <w:rPr/>
+      </w:pPr>
+      <w:r>
+        <w:rPr/>
+        <w:t xml:space="preserve">Например напрежението, подавано от стандартен стенен контакт </w:t>
+      </w:r>
+      <w:r>
+        <w:rPr>
+          <w:rStyle w:val="StrongEmphasis"/>
+        </w:rPr>
+        <w:t>120 V, 60 Hz</w:t>
+      </w:r>
+      <w:r>
+        <w:rPr/>
+        <w:t xml:space="preserve">, всъщност е </w:t>
+      </w:r>
+      <w:r>
+        <w:rPr>
+          <w:rStyle w:val="StrongEmphasis"/>
+        </w:rPr>
+        <w:t>120 V RMS</w:t>
+      </w:r>
+      <w:r>
+        <w:rPr/>
+        <w:t>.</w:t>
+      </w:r>
+    </w:p>
+    <w:p>
+      <w:pPr>
+        <w:pStyle w:val="TextBody"/>
+        <w:rPr/>
+      </w:pPr>
+      <w:r>
+        <w:rPr/>
+        <w:t xml:space="preserve">Каква е стойността </w:t>
+      </w:r>
+      <w:r>
+        <w:rPr>
+          <w:rStyle w:val="StrongEmphasis"/>
+        </w:rPr>
+        <w:t>Vp-p</w:t>
+      </w:r>
+      <w:r>
+        <w:rPr/>
+        <w:t>? За да изчислим Vp-p, можем да използваме уравнението в обратна посока:</w:t>
+      </w:r>
+    </w:p>
+    <w:p>
+      <w:pPr>
+        <w:pStyle w:val="TextBody"/>
+        <w:rPr/>
+      </w:pPr>
+      <w:r>
+        <w:rPr>
+          <w:rStyle w:val="StrongEmphasis"/>
+        </w:rPr>
+        <w:t>Дадено:</w:t>
+      </w:r>
+    </w:p>
+    <w:p>
+      <w:pPr>
+        <w:pStyle w:val="TextBody"/>
+        <w:rPr/>
+      </w:pPr>
+      <w:r>
+        <w:rPr>
+          <w:rStyle w:val="StrongEmphasis"/>
+        </w:rPr>
+        <w:t>Vrms = 0.5 × Vp-p / √2</w:t>
+      </w:r>
+    </w:p>
+    <w:p>
+      <w:pPr>
+        <w:pStyle w:val="TextBody"/>
+        <w:rPr/>
+      </w:pPr>
+      <w:r>
+        <w:rPr>
+          <w:rStyle w:val="StrongEmphasis"/>
+        </w:rPr>
+        <w:t>Тогава:</w:t>
+      </w:r>
+    </w:p>
+    <w:p>
+      <w:pPr>
+        <w:pStyle w:val="TextBody"/>
+        <w:rPr/>
+      </w:pPr>
+      <w:r>
+        <w:rPr>
+          <w:rStyle w:val="StrongEmphasis"/>
+        </w:rPr>
+        <w:t>Vp-p = 2 × Vrms × √2 = 2 × 120 × 1.414 = 339.4 V</w:t>
+      </w:r>
+    </w:p>
+    <w:p>
+      <w:pPr>
+        <w:pStyle w:val="TextBody"/>
+        <w:rPr/>
+      </w:pPr>
+      <w:r>
+        <w:rPr/>
+        <w:t xml:space="preserve">Освен това, ако синусоидалната вълна е </w:t>
+      </w:r>
+      <w:r>
+        <w:rPr>
+          <w:rStyle w:val="StrongEmphasis"/>
+        </w:rPr>
+        <w:t>симетрична</w:t>
+      </w:r>
+      <w:r>
+        <w:rPr/>
+        <w:t xml:space="preserve">, или с други думи, ако абсолютната стойност на положителния пик е същата като тази на отрицателния пик, тогава положителната и отрицателната стойност </w:t>
+      </w:r>
+      <w:r>
+        <w:rPr>
+          <w:rStyle w:val="StrongEmphasis"/>
+        </w:rPr>
+        <w:t>Vpmax</w:t>
+      </w:r>
+      <w:r>
+        <w:rPr/>
+        <w:t xml:space="preserve"> и </w:t>
+      </w:r>
+      <w:r>
+        <w:rPr>
+          <w:rStyle w:val="StrongEmphasis"/>
+        </w:rPr>
+        <w:t>Vpmin</w:t>
+      </w:r>
+      <w:r>
+        <w:rPr/>
+        <w:t xml:space="preserve"> са еднакви по големина (с изключение на знака) и могат да бъдат изчислени по формулата:</w:t>
+      </w:r>
+    </w:p>
+    <w:p>
+      <w:pPr>
+        <w:pStyle w:val="TextBody"/>
+        <w:rPr/>
+      </w:pPr>
+      <w:r>
+        <w:rPr>
+          <w:rStyle w:val="StrongEmphasis"/>
+        </w:rPr>
+        <w:t>Уравнение 1.9: Пикова стойност на напрежението</w:t>
+      </w:r>
+    </w:p>
+    <w:p>
+      <w:pPr>
+        <w:pStyle w:val="TextBody"/>
+        <w:rPr/>
+      </w:pPr>
+      <w:r>
+        <w:rPr>
+          <w:rStyle w:val="StrongEmphasis"/>
+        </w:rPr>
+        <w:t>Vpmax|pmin = |0.5 × Vp-p|</w:t>
+      </w:r>
+    </w:p>
+    <w:p>
+      <w:pPr>
+        <w:pStyle w:val="TextBody"/>
+        <w:rPr>
+          <w:lang w:val="en-US"/>
+        </w:rPr>
+      </w:pPr>
+      <w:r>
+        <w:rPr>
+          <w:lang w:val="en-US"/>
+        </w:rPr>
+        <w:t xml:space="preserve">В този случай това дава </w:t>
+      </w:r>
+      <w:r>
+        <w:rPr>
+          <w:rStyle w:val="StrongEmphasis"/>
+          <w:lang w:val="en-US"/>
+        </w:rPr>
+        <w:t>0.5 × 339.4 V = 169.7 V</w:t>
+      </w:r>
+      <w:r>
+        <w:rPr>
+          <w:lang w:val="en-US"/>
+        </w:rPr>
+        <w:t xml:space="preserve">. Следователно положителната пикова стойност </w:t>
+      </w:r>
+      <w:r>
+        <w:rPr>
+          <w:rStyle w:val="StrongEmphasis"/>
+          <w:lang w:val="en-US"/>
+        </w:rPr>
+        <w:t>Vpmax</w:t>
+      </w:r>
+      <w:r>
+        <w:rPr>
+          <w:lang w:val="en-US"/>
+        </w:rPr>
+        <w:t xml:space="preserve"> е </w:t>
+      </w:r>
+      <w:r>
+        <w:rPr>
+          <w:rStyle w:val="StrongEmphasis"/>
+          <w:lang w:val="en-US"/>
+        </w:rPr>
+        <w:t>169.7 V</w:t>
+      </w:r>
+      <w:r>
+        <w:rPr>
+          <w:lang w:val="en-US"/>
+        </w:rPr>
+        <w:t xml:space="preserve">, а отрицателната пикова стойност </w:t>
+      </w:r>
+      <w:r>
+        <w:rPr>
+          <w:rStyle w:val="StrongEmphasis"/>
+          <w:lang w:val="en-US"/>
+        </w:rPr>
+        <w:t>Vpmin</w:t>
+      </w:r>
+      <w:r>
+        <w:rPr>
+          <w:lang w:val="en-US"/>
+        </w:rPr>
+        <w:t xml:space="preserve"> е </w:t>
+      </w:r>
+      <w:r>
+        <w:rPr>
+          <w:rStyle w:val="StrongEmphasis"/>
+          <w:lang w:val="en-US"/>
+        </w:rPr>
+        <w:t>–169.7 V</w:t>
+      </w:r>
+      <w:r>
+        <w:rPr>
+          <w:lang w:val="en-US"/>
+        </w:rPr>
+        <w:t>.</w:t>
+      </w:r>
+    </w:p>
+    <w:p>
+      <w:pPr>
+        <w:pStyle w:val="TextBody"/>
+        <w:rPr/>
+      </w:pPr>
+      <w:r>
+        <w:rPr/>
+        <w:t xml:space="preserve">За щастие, няма да работим много с </w:t>
+      </w:r>
+      <w:r>
+        <w:rPr>
+          <w:rStyle w:val="StrongEmphasis"/>
+        </w:rPr>
+        <w:t>AC сигналите и техния анализ</w:t>
+      </w:r>
+      <w:r>
+        <w:rPr/>
+        <w:t xml:space="preserve">, тъй като цифровите схеми работят с </w:t>
+      </w:r>
+      <w:r>
+        <w:rPr>
+          <w:rStyle w:val="StrongEmphasis"/>
+        </w:rPr>
+        <w:t>източници на постоянно напрежение (DC)</w:t>
+      </w:r>
+      <w:r>
+        <w:rPr/>
+        <w:t xml:space="preserve">. Въпреки това познаването на основите на променливия ток е важно дори при работа с цифрова електроника, тъй като </w:t>
+      </w:r>
+      <w:r>
+        <w:rPr>
+          <w:rStyle w:val="StrongEmphasis"/>
+        </w:rPr>
+        <w:t>цифровата електроника трябва да бъде захранвана от електрическата мрежа с променлив ток (AC), който трябва да бъде преобразуван в постоянен ток (DC)</w:t>
+      </w:r>
+      <w:r>
+        <w:rPr/>
+        <w:t>.</w:t>
+      </w:r>
+    </w:p>
+    <w:p>
+      <w:pPr>
+        <w:pStyle w:val="Heading3"/>
+        <w:rPr>
+          <w:lang w:val="en-US"/>
+        </w:rPr>
+      </w:pPr>
+      <w:r>
+        <w:rPr>
+          <w:lang w:val="en-US"/>
+        </w:rPr>
+        <w:t>1.6 Закон на Ом и мощност</w:t>
+      </w:r>
+    </w:p>
+    <w:p>
+      <w:pPr>
+        <w:pStyle w:val="TextBody"/>
+        <w:rPr/>
+      </w:pPr>
+      <w:r>
+        <w:rPr/>
+        <w:t xml:space="preserve">Въпреки че все още не сме разгледали как се изчисляват </w:t>
+      </w:r>
+      <w:r>
+        <w:rPr>
+          <w:rStyle w:val="StrongEmphasis"/>
+        </w:rPr>
+        <w:t>токът, напрежението и съпротивлението</w:t>
+      </w:r>
+      <w:r>
+        <w:rPr/>
+        <w:t xml:space="preserve"> в елементите на електрическата верига, за момент ще прескоча малко напред, за да ви покажа едно уравнение, известно като </w:t>
+      </w:r>
+      <w:r>
+        <w:rPr>
+          <w:rStyle w:val="StrongEmphasis"/>
+        </w:rPr>
+        <w:t>закона на Ом</w:t>
+      </w:r>
+      <w:r>
+        <w:rPr/>
+        <w:t xml:space="preserve">, изведен от </w:t>
+      </w:r>
+      <w:r>
+        <w:rPr>
+          <w:rStyle w:val="StrongEmphasis"/>
+        </w:rPr>
+        <w:t>Георг Симон Ом</w:t>
+      </w:r>
+      <w:r>
+        <w:rPr/>
+        <w:t xml:space="preserve"> през 1800-те години.</w:t>
+      </w:r>
+    </w:p>
+    <w:p>
+      <w:pPr>
+        <w:pStyle w:val="TextBody"/>
+        <w:rPr/>
+      </w:pPr>
+      <w:r>
+        <w:rPr/>
+        <w:t xml:space="preserve">Законът на Ом описва зависимостта между </w:t>
+      </w:r>
+      <w:r>
+        <w:rPr>
+          <w:rStyle w:val="StrongEmphasis"/>
+        </w:rPr>
+        <w:t>тока, напрежението и съпротивлението</w:t>
+      </w:r>
+      <w:r>
+        <w:rPr/>
+        <w:t xml:space="preserve"> в даден елемент на електрическа верига. Ако знаете две от тези три величини, можете да изчислите третата чрез закона на Ом.</w:t>
+      </w:r>
+    </w:p>
+    <w:p>
+      <w:pPr>
+        <w:pStyle w:val="TextBody"/>
+        <w:rPr/>
+      </w:pPr>
+      <w:r>
+        <w:rPr/>
+        <w:t>Ето формулата:</w:t>
+      </w:r>
+    </w:p>
+    <w:p>
+      <w:pPr>
+        <w:pStyle w:val="TextBody"/>
+        <w:rPr/>
+      </w:pPr>
+      <w:r>
+        <w:rPr>
+          <w:rStyle w:val="StrongEmphasis"/>
+        </w:rPr>
+        <w:t>Уравнение 1.10: Закон на Ом</w:t>
+      </w:r>
+    </w:p>
+    <w:p>
+      <w:pPr>
+        <w:pStyle w:val="TextBody"/>
+        <w:rPr/>
+      </w:pPr>
+      <w:r>
+        <w:rPr>
+          <w:rStyle w:val="StrongEmphasis"/>
+        </w:rPr>
+        <w:t>напрежение = ток × съпротивление</w:t>
+      </w:r>
+    </w:p>
+    <w:p>
+      <w:pPr>
+        <w:pStyle w:val="TextBody"/>
+        <w:rPr/>
+      </w:pPr>
+      <w:r>
+        <w:rPr/>
+        <w:t>или, използвайки символите за напрежение, ток и съпротивление:</w:t>
+      </w:r>
+    </w:p>
+    <w:p>
+      <w:pPr>
+        <w:pStyle w:val="TextBody"/>
+        <w:rPr/>
+      </w:pPr>
+      <w:r>
+        <w:rPr>
+          <w:rStyle w:val="StrongEmphasis"/>
+        </w:rPr>
+        <w:t>V = I × R</w:t>
+      </w:r>
+    </w:p>
+    <w:p>
+      <w:pPr>
+        <w:pStyle w:val="TextBody"/>
+        <w:rPr/>
+      </w:pPr>
+      <w:r>
+        <w:rPr/>
+        <w:t xml:space="preserve">Можем да преобразуваме уравнението, за да получим директно зависимостите за </w:t>
+      </w:r>
+      <w:r>
+        <w:rPr>
+          <w:rStyle w:val="StrongEmphasis"/>
+        </w:rPr>
+        <w:t>I</w:t>
+      </w:r>
+      <w:r>
+        <w:rPr/>
+        <w:t xml:space="preserve"> и </w:t>
+      </w:r>
+      <w:r>
+        <w:rPr>
+          <w:rStyle w:val="StrongEmphasis"/>
+        </w:rPr>
+        <w:t>R</w:t>
+      </w:r>
+      <w:r>
+        <w:rPr/>
+        <w:t>:</w:t>
+      </w:r>
+    </w:p>
+    <w:p>
+      <w:pPr>
+        <w:pStyle w:val="TextBody"/>
+        <w:rPr/>
+      </w:pPr>
+      <w:r>
+        <w:rPr>
+          <w:rStyle w:val="StrongEmphasis"/>
+        </w:rPr>
+        <w:t>I = V / R</w:t>
+      </w:r>
+    </w:p>
+    <w:p>
+      <w:pPr>
+        <w:pStyle w:val="TextBody"/>
+        <w:rPr/>
+      </w:pPr>
+      <w:r>
+        <w:rPr/>
+        <w:t>и</w:t>
+      </w:r>
+    </w:p>
+    <w:p>
+      <w:pPr>
+        <w:pStyle w:val="TextBody"/>
+        <w:rPr/>
+      </w:pPr>
+      <w:r>
+        <w:rPr>
+          <w:rStyle w:val="StrongEmphasis"/>
+        </w:rPr>
+        <w:t>R = V / I</w:t>
+      </w:r>
+    </w:p>
+    <w:p>
+      <w:pPr>
+        <w:pStyle w:val="Heading3"/>
+        <w:rPr>
+          <w:lang w:val="en-US"/>
+        </w:rPr>
+      </w:pPr>
+      <w:r>
+        <w:rPr>
+          <w:lang w:val="en-US"/>
+        </w:rPr>
+        <w:t>Пример 1.1 – Изчисляване на тока във верига</w:t>
+      </w:r>
+    </w:p>
+    <w:p>
+      <w:pPr>
+        <w:pStyle w:val="TextBody"/>
+        <w:rPr/>
+      </w:pPr>
+      <w:r>
+        <w:rPr/>
+        <w:t xml:space="preserve">Като пример, погледнете схемата на </w:t>
+      </w:r>
+      <w:r>
+        <w:rPr>
+          <w:rStyle w:val="StrongEmphasis"/>
+        </w:rPr>
+        <w:t>Фигура 1.24</w:t>
+      </w:r>
+      <w:r>
+        <w:rPr/>
+        <w:t xml:space="preserve">. Тук виждаме източник на захранване, който подава </w:t>
+      </w:r>
+      <w:r>
+        <w:rPr>
+          <w:rStyle w:val="StrongEmphasis"/>
+        </w:rPr>
+        <w:t>5 V</w:t>
+      </w:r>
+      <w:r>
+        <w:rPr/>
+        <w:t xml:space="preserve"> към резистор със съпротивление </w:t>
+      </w:r>
+      <w:r>
+        <w:rPr>
+          <w:rStyle w:val="StrongEmphasis"/>
+        </w:rPr>
+        <w:t>1 kΩ</w:t>
+      </w:r>
+      <w:r>
+        <w:rPr/>
+        <w:t xml:space="preserve">. Следователно цялото напрежение от </w:t>
+      </w:r>
+      <w:r>
+        <w:rPr>
+          <w:rStyle w:val="StrongEmphasis"/>
+        </w:rPr>
+        <w:t>5 V</w:t>
+      </w:r>
+      <w:r>
+        <w:rPr/>
+        <w:t xml:space="preserve"> пада върху резистора.</w:t>
+      </w:r>
+    </w:p>
+    <w:p>
+      <w:pPr>
+        <w:pStyle w:val="TextBody"/>
+        <w:rPr/>
+      </w:pPr>
+      <w:r>
+        <w:rPr/>
+        <w:t xml:space="preserve">Въпросът е: </w:t>
+      </w:r>
+      <w:r>
+        <w:rPr>
+          <w:rStyle w:val="StrongEmphasis"/>
+        </w:rPr>
+        <w:t>какъв е токът във веригата?</w:t>
+      </w:r>
+    </w:p>
+    <w:p>
+      <w:pPr>
+        <w:pStyle w:val="TextBody"/>
+        <w:rPr/>
+      </w:pPr>
+      <w:r>
+        <w:rPr/>
+        <w:t>Знаем напрежението и съпротивлението, така че просто ги заместваме във формулата:</w:t>
+      </w:r>
+    </w:p>
+    <w:p>
+      <w:pPr>
+        <w:pStyle w:val="TextBody"/>
+        <w:rPr/>
+      </w:pPr>
+      <w:r>
+        <w:rPr>
+          <w:rStyle w:val="StrongEmphasis"/>
+        </w:rPr>
+        <w:t>V = 5 V, R = 1 kΩ, I = ?</w:t>
+      </w:r>
+    </w:p>
+    <w:p>
+      <w:pPr>
+        <w:pStyle w:val="TextBody"/>
+        <w:rPr/>
+      </w:pPr>
+      <w:r>
+        <w:rPr>
+          <w:rStyle w:val="StrongEmphasis"/>
+        </w:rPr>
+        <w:t>I = V / R</w:t>
+      </w:r>
+    </w:p>
+    <w:p>
+      <w:pPr>
+        <w:pStyle w:val="TextBody"/>
+        <w:rPr/>
+      </w:pPr>
+      <w:r>
+        <w:rPr>
+          <w:rStyle w:val="StrongEmphasis"/>
+        </w:rPr>
+        <w:t>I = 5 V / 1 kΩ = 5,0 × 10⁻³ A = 5 mA</w:t>
+      </w:r>
+    </w:p>
+    <w:p>
+      <w:pPr>
+        <w:pStyle w:val="HorizontalLine"/>
+        <w:rPr/>
+      </w:pPr>
+      <w:r>
+        <w:rPr/>
+      </w:r>
+    </w:p>
+    <w:p>
+      <w:pPr>
+        <w:pStyle w:val="Heading3"/>
+        <w:rPr/>
+      </w:pPr>
+      <w:r>
+        <w:rPr/>
+        <w:t>Пример 1.2 – Изчисляване на напрежението във верига</w:t>
+      </w:r>
+    </w:p>
+    <w:p>
+      <w:pPr>
+        <w:pStyle w:val="TextBody"/>
+        <w:rPr/>
+      </w:pPr>
+      <w:r>
+        <w:rPr/>
+        <w:t xml:space="preserve">Като друг пример, погледнете схемата на </w:t>
+      </w:r>
+      <w:r>
+        <w:rPr>
+          <w:rStyle w:val="StrongEmphasis"/>
+        </w:rPr>
+        <w:t>Фигура 1.24(b)</w:t>
+      </w:r>
+      <w:r>
+        <w:rPr/>
+        <w:t xml:space="preserve">. Тук виждаме източник на захранване, който подава </w:t>
+      </w:r>
+      <w:r>
+        <w:rPr>
+          <w:rStyle w:val="StrongEmphasis"/>
+        </w:rPr>
+        <w:t>100 mA</w:t>
+      </w:r>
+      <w:r>
+        <w:rPr/>
+        <w:t xml:space="preserve"> към резистор със съпротивление </w:t>
+      </w:r>
+      <w:r>
+        <w:rPr>
+          <w:rStyle w:val="StrongEmphasis"/>
+        </w:rPr>
+        <w:t>500 Ω</w:t>
+      </w:r>
+      <w:r>
+        <w:rPr/>
+        <w:t>.</w:t>
+      </w:r>
+    </w:p>
+    <w:p>
+      <w:pPr>
+        <w:pStyle w:val="TextBody"/>
+        <w:rPr/>
+      </w:pPr>
+      <w:r>
+        <w:rPr/>
+        <w:t xml:space="preserve">Тъй като целият ток протича през резистора, знаем, че </w:t>
+      </w:r>
+      <w:r>
+        <w:rPr>
+          <w:rStyle w:val="StrongEmphasis"/>
+        </w:rPr>
+        <w:t>I = 100 mA</w:t>
+      </w:r>
+      <w:r>
+        <w:rPr/>
+        <w:t xml:space="preserve">, а също така знаем, че </w:t>
+      </w:r>
+      <w:r>
+        <w:rPr>
+          <w:rStyle w:val="StrongEmphasis"/>
+        </w:rPr>
+        <w:t>R = 500 Ω</w:t>
+      </w:r>
+      <w:r>
+        <w:rPr/>
+        <w:t>.</w:t>
+      </w:r>
+    </w:p>
+    <w:p>
+      <w:pPr>
+        <w:pStyle w:val="TextBody"/>
+        <w:rPr/>
+      </w:pPr>
+      <w:r>
+        <w:rPr/>
+        <w:t xml:space="preserve">Отново можем да използваме </w:t>
+      </w:r>
+      <w:r>
+        <w:rPr>
+          <w:rStyle w:val="StrongEmphasis"/>
+        </w:rPr>
+        <w:t>закона на Ом</w:t>
+      </w:r>
+      <w:r>
+        <w:rPr/>
+        <w:t>, за да изчислим пада на напрежението:</w:t>
+      </w:r>
+    </w:p>
+    <w:p>
+      <w:pPr>
+        <w:pStyle w:val="TextBody"/>
+        <w:rPr/>
+      </w:pPr>
+      <w:r>
+        <w:rPr>
+          <w:rStyle w:val="StrongEmphasis"/>
+        </w:rPr>
+        <w:t>V = ?, R = 500 Ω, I = 100 mA</w:t>
+      </w:r>
+    </w:p>
+    <w:p>
+      <w:pPr>
+        <w:pStyle w:val="TextBody"/>
+        <w:rPr/>
+      </w:pPr>
+      <w:r>
+        <w:rPr>
+          <w:rStyle w:val="StrongEmphasis"/>
+        </w:rPr>
+        <w:t>V = I × R</w:t>
+      </w:r>
+    </w:p>
+    <w:p>
+      <w:pPr>
+        <w:pStyle w:val="TextBody"/>
+        <w:rPr/>
+      </w:pPr>
+      <w:r>
+        <w:rPr>
+          <w:rStyle w:val="StrongEmphasis"/>
+        </w:rPr>
+        <w:t>V = 100 mA × 500 Ω = 50 V</w:t>
+      </w:r>
+    </w:p>
+    <w:p>
+      <w:pPr>
+        <w:pStyle w:val="TextBody"/>
+        <w:rPr/>
+      </w:pPr>
+      <w:r>
+        <w:rPr/>
+        <w:t xml:space="preserve">Разбира се, може би сте малко объркани относно правилата, описващи начина, по който </w:t>
+      </w:r>
+      <w:r>
+        <w:rPr>
+          <w:rStyle w:val="StrongEmphasis"/>
+        </w:rPr>
+        <w:t>токът и напрежението си взаимодействат в електрическата верига</w:t>
+      </w:r>
+      <w:r>
+        <w:rPr/>
+        <w:t>. В тези примери изглежда, че токът остава един и същ в цялата верига, докато напрежението може да се променя. Това е приблизително вярно, но ще изясним въпроса подробно в следващите глави.</w:t>
+      </w:r>
+    </w:p>
+    <w:p>
+      <w:pPr>
+        <w:pStyle w:val="TextBody"/>
+        <w:rPr/>
+      </w:pPr>
+      <w:r>
+        <w:rPr/>
+        <w:t xml:space="preserve">Засега исках просто да можете да извършвате изчисления </w:t>
+      </w:r>
+      <w:r>
+        <w:rPr>
+          <w:rStyle w:val="StrongEmphasis"/>
+        </w:rPr>
+        <w:t>на ниво отделен елемент</w:t>
+      </w:r>
+      <w:r>
+        <w:rPr/>
+        <w:t>, за да мога по-късно в тази глава да ви покажа още няколко примера.</w:t>
+      </w:r>
+    </w:p>
+    <w:p>
+      <w:pPr>
+        <w:pStyle w:val="Heading3"/>
+        <w:rPr>
+          <w:lang w:val="en-US"/>
+        </w:rPr>
+      </w:pPr>
+      <w:r>
+        <w:rPr>
+          <w:lang w:val="en-US"/>
+        </w:rPr>
+        <w:t>1.6.1 Разбиране на мощността</w:t>
+      </w:r>
+    </w:p>
+    <w:p>
+      <w:pPr>
+        <w:pStyle w:val="TextBody"/>
+        <w:rPr/>
+      </w:pPr>
+      <w:r>
+        <w:rPr/>
+        <w:t xml:space="preserve">Следващата тема, която ще разгледаме, е </w:t>
+      </w:r>
+      <w:r>
+        <w:rPr>
+          <w:rStyle w:val="StrongEmphasis"/>
+        </w:rPr>
+        <w:t>мощността</w:t>
+      </w:r>
+      <w:r>
+        <w:rPr/>
+        <w:t xml:space="preserve">. Мощността е още едно сравнително абстрактно понятие в електрониката и в реалния живот. Например, кой е по-мощен — </w:t>
+      </w:r>
+      <w:r>
+        <w:rPr>
+          <w:rStyle w:val="StrongEmphasis"/>
+        </w:rPr>
+        <w:t>Пикачу или Скуиртъл</w:t>
+      </w:r>
+      <w:r>
+        <w:rPr/>
+        <w:t>? Може би никога няма да разберем.</w:t>
+      </w:r>
+    </w:p>
+    <w:p>
+      <w:pPr>
+        <w:pStyle w:val="TextBody"/>
+        <w:rPr/>
+      </w:pPr>
+      <w:r>
+        <w:rPr/>
+        <w:t xml:space="preserve">В най-общ смисъл </w:t>
+      </w:r>
+      <w:r>
+        <w:rPr>
+          <w:rStyle w:val="StrongEmphasis"/>
+        </w:rPr>
+        <w:t>мощността</w:t>
+      </w:r>
+      <w:r>
+        <w:rPr/>
+        <w:t xml:space="preserve"> може да се определи като способността да се </w:t>
+      </w:r>
+      <w:r>
+        <w:rPr>
+          <w:rStyle w:val="StrongEmphasis"/>
+        </w:rPr>
+        <w:t>„извършва работа“</w:t>
+      </w:r>
+      <w:r>
+        <w:rPr/>
+        <w:t xml:space="preserve">. В контекста на електрониката мощността означава </w:t>
+      </w:r>
+      <w:r>
+        <w:rPr>
+          <w:rStyle w:val="StrongEmphasis"/>
+        </w:rPr>
+        <w:t>количеството енергия (w), погълната или произведена от даден елемент за единица време t</w:t>
+      </w:r>
+      <w:r>
+        <w:rPr/>
+        <w:t>.</w:t>
+      </w:r>
+    </w:p>
+    <w:p>
+      <w:pPr>
+        <w:pStyle w:val="TextBody"/>
+        <w:rPr/>
+      </w:pPr>
+      <w:r>
+        <w:rPr/>
+        <w:t>За да изведем формула за мощността, можем да използваме следното извеждане:</w:t>
+      </w:r>
+    </w:p>
+    <w:p>
+      <w:pPr>
+        <w:pStyle w:val="TextBody"/>
+        <w:rPr/>
+      </w:pPr>
+      <w:r>
+        <w:rPr/>
+        <w:t xml:space="preserve">Количеството работа или енергия, което даден елемент на електрическа верига поглъща или произвежда като функция на времето, е свързано с количеството заряд </w:t>
+      </w:r>
+      <w:r>
+        <w:rPr>
+          <w:rStyle w:val="StrongEmphasis"/>
+        </w:rPr>
+        <w:t>q</w:t>
+      </w:r>
+      <w:r>
+        <w:rPr/>
+        <w:t xml:space="preserve">, което преминава през елемента вследствие на напрежението </w:t>
+      </w:r>
+      <w:r>
+        <w:rPr>
+          <w:rStyle w:val="StrongEmphasis"/>
+        </w:rPr>
+        <w:t>V</w:t>
+      </w:r>
+      <w:r>
+        <w:rPr/>
+        <w:t xml:space="preserve"> върху него:</w:t>
+      </w:r>
+    </w:p>
+    <w:p>
+      <w:pPr>
+        <w:pStyle w:val="TextBody"/>
+        <w:rPr/>
+      </w:pPr>
+      <w:r>
+        <w:rPr>
+          <w:rStyle w:val="StrongEmphasis"/>
+        </w:rPr>
+        <w:t>Уравнение 1.11: Дефиниция на мощността</w:t>
+      </w:r>
+    </w:p>
+    <w:p>
+      <w:pPr>
+        <w:pStyle w:val="TextBody"/>
+        <w:rPr/>
+      </w:pPr>
+      <w:r>
+        <w:rPr>
+          <w:rStyle w:val="StrongEmphasis"/>
+        </w:rPr>
+        <w:t>dw = V × dq/dt</w:t>
+      </w:r>
+    </w:p>
+    <w:p>
+      <w:pPr>
+        <w:pStyle w:val="TextBody"/>
+        <w:rPr/>
+      </w:pPr>
+      <w:r>
+        <w:rPr/>
+        <w:t xml:space="preserve">Това означава, че </w:t>
+      </w:r>
+      <w:r>
+        <w:rPr>
+          <w:rStyle w:val="StrongEmphasis"/>
+        </w:rPr>
+        <w:t>изменението на енергията (работата) за единица време</w:t>
+      </w:r>
+      <w:r>
+        <w:rPr/>
+        <w:t xml:space="preserve"> е равно на напрежението, умножено по </w:t>
+      </w:r>
+      <w:r>
+        <w:rPr>
+          <w:rStyle w:val="StrongEmphasis"/>
+        </w:rPr>
+        <w:t>скоростта на изменение на електрическия заряд спрямо времето</w:t>
+      </w:r>
+      <w:r>
+        <w:rPr/>
+        <w:t>.</w:t>
+      </w:r>
+    </w:p>
+    <w:p>
+      <w:pPr>
+        <w:pStyle w:val="TextBody"/>
+        <w:rPr/>
+      </w:pPr>
+      <w:r>
+        <w:rPr/>
+        <w:t xml:space="preserve">Но ако си спомняте, </w:t>
+      </w:r>
+      <w:r>
+        <w:rPr>
+          <w:rStyle w:val="StrongEmphasis"/>
+        </w:rPr>
+        <w:t>dq/dt е равно на тока i</w:t>
+      </w:r>
+      <w:r>
+        <w:rPr/>
+        <w:t xml:space="preserve">. Следователно </w:t>
+      </w:r>
+      <w:r>
+        <w:rPr>
+          <w:rStyle w:val="StrongEmphasis"/>
+        </w:rPr>
+        <w:t>dw</w:t>
+      </w:r>
+      <w:r>
+        <w:rPr/>
+        <w:t xml:space="preserve"> може да се запише като:</w:t>
+      </w:r>
+    </w:p>
+    <w:p>
+      <w:pPr>
+        <w:pStyle w:val="TextBody"/>
+        <w:rPr/>
+      </w:pPr>
+      <w:r>
+        <w:rPr>
+          <w:rStyle w:val="StrongEmphasis"/>
+        </w:rPr>
+        <w:t>Уравнение 1.12: Мощност чрез напрежение и ток</w:t>
+      </w:r>
+    </w:p>
+    <w:p>
+      <w:pPr>
+        <w:pStyle w:val="TextBody"/>
+        <w:rPr/>
+      </w:pPr>
+      <w:r>
+        <w:rPr>
+          <w:rStyle w:val="StrongEmphasis"/>
+        </w:rPr>
+        <w:t>dw = V × dq/dt = V × I = P</w:t>
+      </w:r>
+    </w:p>
+    <w:p>
+      <w:pPr>
+        <w:pStyle w:val="TextBody"/>
+        <w:rPr/>
+      </w:pPr>
+      <w:r>
+        <w:rPr/>
+        <w:t xml:space="preserve">И това е </w:t>
+      </w:r>
+      <w:r>
+        <w:rPr>
+          <w:rStyle w:val="StrongEmphasis"/>
+        </w:rPr>
+        <w:t>мощността</w:t>
+      </w:r>
+      <w:r>
+        <w:rPr/>
+        <w:t xml:space="preserve">, която обикновено означаваме с </w:t>
+      </w:r>
+      <w:r>
+        <w:rPr>
+          <w:rStyle w:val="StrongEmphasis"/>
+        </w:rPr>
+        <w:t>P</w:t>
+      </w:r>
+      <w:r>
+        <w:rPr/>
+        <w:t>.</w:t>
+      </w:r>
+    </w:p>
+    <w:p>
+      <w:pPr>
+        <w:pStyle w:val="TextBody"/>
+        <w:rPr>
+          <w:lang w:val="en-US"/>
+        </w:rPr>
+      </w:pPr>
+      <w:r>
+        <w:rPr>
+          <w:lang w:val="en-US"/>
+        </w:rPr>
       </w:r>
     </w:p>
     <w:p>
@@ -17358,6 +18787,7 @@
     <w:qFormat/>
     <w:pPr>
       <w:widowControl/>
+      <w:suppressAutoHyphens w:val="true"/>
       <w:bidi w:val="0"/>
       <w:spacing w:lineRule="auto" w:line="276" w:before="0" w:after="160"/>
       <w:jc w:val="left"/>
@@ -18145,6 +19575,23 @@
       <w14:ligatures w14:val="none"/>
     </w:rPr>
   </w:style>
+  <w:style w:type="paragraph" w:styleId="HorizontalLine">
+    <w:name w:val="Horizontal Line"/>
+    <w:basedOn w:val="Normal"/>
+    <w:next w:val="TextBody"/>
+    <w:qFormat/>
+    <w:pPr>
+      <w:suppressLineNumbers/>
+      <w:pBdr>
+        <w:bottom w:val="double" w:sz="2" w:space="0" w:color="808080"/>
+      </w:pBdr>
+      <w:spacing w:before="0" w:after="283"/>
+    </w:pPr>
+    <w:rPr>
+      <w:sz w:val="12"/>
+      <w:szCs w:val="12"/>
+    </w:rPr>
+  </w:style>
   <w:style w:type="numbering" w:styleId="NoList" w:default="1">
     <w:name w:val="No List"/>
     <w:uiPriority w:val="99"/>
